--- a/klagomålsmail/Norrbytorps naturreservat utökat FSC-klagomål mail.docx
+++ b/klagomålsmail/Norrbytorps naturreservat utökat FSC-klagomål mail.docx
@@ -11,7 +11,7 @@
     </w:p>
     <w:p>
       <w:r>
-        <w:t>Vi vill informera om att det i och inom 25 meter från avverkningsanmälan Norrbytorps naturreservat utökat i Haninge kommun har hittats 120 naturvårdsarter varav 65 är rödlistade.</w:t>
+        <w:t>Vi vill informera om att det i och inom 25 meter från avverkningsanmälan Norrbytorps naturreservat utökat i Haninge kommun har hittats 128 naturvårdsarter varav 67 är rödlistade.</w:t>
       </w:r>
     </w:p>
     <w:p>

--- a/klagomålsmail/Norrbytorps naturreservat utökat FSC-klagomål mail.docx
+++ b/klagomålsmail/Norrbytorps naturreservat utökat FSC-klagomål mail.docx
@@ -11,7 +11,7 @@
     </w:p>
     <w:p>
       <w:r>
-        <w:t>Vi vill informera om att det i och inom 25 meter från avverkningsanmälan Norrbytorps naturreservat utökat i Haninge kommun har hittats 128 naturvårdsarter varav 67 är rödlistade.</w:t>
+        <w:t>Vi vill informera om att det i och inom 25 meter från avverkningsanmälan Norrbytorps naturreservat utökat i Haninge kommun har hittats 129 naturvårdsarter varav 67 är rödlistade.</w:t>
       </w:r>
     </w:p>
     <w:p>

--- a/klagomålsmail/Norrbytorps naturreservat utökat FSC-klagomål mail.docx
+++ b/klagomålsmail/Norrbytorps naturreservat utökat FSC-klagomål mail.docx
@@ -11,7 +11,7 @@
     </w:p>
     <w:p>
       <w:r>
-        <w:t>Vi vill informera om att det i och inom 25 meter från avverkningsanmälan Norrbytorps naturreservat utökat i Haninge kommun har hittats 129 naturvårdsarter varav 67 är rödlistade.</w:t>
+        <w:t>Vi vill informera om att det i och inom 25 meter från avverkningsanmälan Norrbytorps naturreservat utökat i Haninge kommun har hittats 131 naturvårdsarter varav 68 är rödlistade.</w:t>
       </w:r>
     </w:p>
     <w:p>

--- a/klagomålsmail/Norrbytorps naturreservat utökat FSC-klagomål mail.docx
+++ b/klagomålsmail/Norrbytorps naturreservat utökat FSC-klagomål mail.docx
@@ -11,7 +11,7 @@
     </w:p>
     <w:p>
       <w:r>
-        <w:t>Vi vill informera om att det i och inom 25 meter från avverkningsanmälan Norrbytorps naturreservat utökat i Haninge kommun har hittats 131 naturvårdsarter varav 68 är rödlistade.</w:t>
+        <w:t>Vi vill informera om att det i och inom 25 meter från avverkningsanmälan Norrbytorps naturreservat utökat i Haninge kommun har hittats 132 naturvårdsarter varav 68 är rödlistade.</w:t>
       </w:r>
     </w:p>
     <w:p>

--- a/klagomålsmail/Norrbytorps naturreservat utökat FSC-klagomål mail.docx
+++ b/klagomålsmail/Norrbytorps naturreservat utökat FSC-klagomål mail.docx
@@ -11,7 +11,7 @@
     </w:p>
     <w:p>
       <w:r>
-        <w:t>Vi vill informera om att det i och inom 25 meter från avverkningsanmälan Norrbytorps naturreservat utökat i Haninge kommun har hittats 132 naturvårdsarter varav 68 är rödlistade.</w:t>
+        <w:t>Vi vill informera om att det i och inom 25 meter från avverkningsanmälan Norrbytorps naturreservat utökat i Haninge kommun har hittats 131 naturvårdsarter varav 68 är rödlistade.</w:t>
       </w:r>
     </w:p>
     <w:p>

--- a/klagomålsmail/Norrbytorps naturreservat utökat FSC-klagomål mail.docx
+++ b/klagomålsmail/Norrbytorps naturreservat utökat FSC-klagomål mail.docx
@@ -11,7 +11,7 @@
     </w:p>
     <w:p>
       <w:r>
-        <w:t>Vi vill informera om att det i och inom 25 meter från avverkningsanmälan Norrbytorps naturreservat utökat i Haninge kommun har hittats 132 naturvårdsarter varav 68 är rödlistade.</w:t>
+        <w:t>Vi vill informera om att det i och inom 25 meter från avverkningsanmälan Norrbytorps naturreservat utökat i Haninge kommun har hittats 133 naturvårdsarter varav 69 är rödlistade.</w:t>
       </w:r>
     </w:p>
     <w:p>
